--- a/corpus/synthetic/smartart-ole__013.docx
+++ b/corpus/synthetic/smartart-ole__013.docx
@@ -1,6 +1,6 @@
 
 <file path=word/document.xml><?xml version="1.0" encoding="UTF-8" standalone="yes"?>
-<w:document xmlns:w="http://schemas.openxmlformats.org/wordprocessingml/2006/main" xmlns:r="http://schemas.openxmlformats.org/officeDocument/2006/relationships" xmlns:wp="http://schemas.openxmlformats.org/drawingml/2006/wordprocessingDrawing" xmlns:a="http://schemas.openxmlformats.org/drawingml/2006/main" xmlns:pic="http://schemas.openxmlformats.org/drawingml/2006/picture" xmlns:m="http://schemas.openxmlformats.org/officeDocument/2006/math"><w:body><w:p><w:r><w:fldChar w:fldCharType="begin"/></w:r><w:r><w:instrText xml:space="preserve"> EMBED Excel.Sheet.8 </w:instrText></w:r><w:r><w:fldChar w:fldCharType="separate"/></w:r><w:r><w:object w:dxaOrig="4150" w:dyaOrig="310"><v:shape xmlns:v="urn:schemas-microsoft-com:vml" id="_x0000_i1025" style="width:207.75pt;height:15.75pt"><v:imagedata r:id="rId10" o:title=""/></v:shape><o:OLEObject xmlns:o="urn:schemas-microsoft-com:office:office" Type="Embed" ProgID="Excel.Sheet.8" ShapeID="_x0000_i1025" DrawAspect="Content" ObjectID="_1"/></w:object></w:r><w:r><w:fldChar w:fldCharType="end"/></w:r><w:r><w:fldChar w:fldCharType="begin"/></w:r><w:r><w:instrText xml:space="preserve"> TOC \o </w:instrText></w:r><w:r><w:fldChar w:fldCharType="end"/></w:r></w:p><w:sectPr><w:pgSz w:w="11906" w:h="16838"/><w:pgMar w:top="1440" w:right="1440" w:bottom="1440" w:left="1440" w:header="708" w:footer="708" w:gutter="0"/></w:sectPr></w:body></w:document>
+<w:document xmlns:w="http://schemas.openxmlformats.org/wordprocessingml/2006/main" xmlns:r="http://schemas.openxmlformats.org/officeDocument/2006/relationships" xmlns:wp="http://schemas.openxmlformats.org/drawingml/2006/wordprocessingDrawing" xmlns:a="http://schemas.openxmlformats.org/drawingml/2006/main" xmlns:pic="http://schemas.openxmlformats.org/drawingml/2006/picture" xmlns:m="http://schemas.openxmlformats.org/officeDocument/2006/math"><w:body><w:p><w:r><w:fldChar w:fldCharType="begin"/></w:r><w:r><w:instrText xml:space="preserve"> EMBED Excel.Sheet.8 </w:instrText></w:r><w:r><w:fldChar w:fldCharType="separate"/></w:r><w:r><w:object w:dxaOrig="4150" w:dyaOrig="310"><v:shape xmlns:v="urn:schemas-microsoft-com:vml" id="_x0000_i1025" style="width:207.75pt;height:15.75pt"><v:imagedata r:id="rId10" o:title=""/></v:shape><o:OLEObject xmlns:o="urn:schemas-microsoft-com:office:office" Type="Embed" ProgID="Excel.Sheet.8" ShapeID="_x0000_i1025" DrawAspect="Content" ObjectID="_1"/></w:object></w:r><w:r><w:fldChar w:fldCharType="end"/></w:r></w:p><w:sectPr><w:pgSz w:w="11906" w:h="16838"/><w:pgMar w:top="1440" w:right="1440" w:bottom="1440" w:left="1440" w:header="708" w:footer="708" w:gutter="0"/></w:sectPr></w:body></w:document>
 </file>
 
 <file path=word/styles.xml><?xml version="1.0" encoding="utf-8"?>
